--- a/docs/Тест-кейсы.docx
+++ b/docs/Тест-кейсы.docx
@@ -643,7 +643,7 @@
                 <w:szCs w:val="24"/>
                 <w:lang w:eastAsia="ru-RU"/>
               </w:rPr>
-              <w:t>Ручное изменение цены</w:t>
+              <w:t>Ручное изменение цены в рекомендации</w:t>
             </w:r>
           </w:p>
         </w:tc>
@@ -670,7 +670,7 @@
                 <w:szCs w:val="24"/>
                 <w:lang w:eastAsia="ru-RU"/>
               </w:rPr>
-              <w:t>Изменить рекомендуемую цену и сохранить</w:t>
+              <w:t>Изменить значение цены в ценовой рекомендации и сохранить</w:t>
             </w:r>
           </w:p>
         </w:tc>
@@ -697,7 +697,7 @@
                 <w:szCs w:val="24"/>
                 <w:lang w:eastAsia="ru-RU"/>
               </w:rPr>
-              <w:t>Новая цена сохраняется в системе</w:t>
+              <w:t>Новое значение сохраняется в ценовой рекомендации</w:t>
             </w:r>
           </w:p>
         </w:tc>
@@ -1028,6 +1028,226 @@
                 <w:lang w:eastAsia="ru-RU"/>
               </w:rPr>
               <w:t>Система выводит сообщение об ошибке</w:t>
+            </w:r>
+          </w:p>
+        </w:tc>
+      </w:tr>
+      <w:tr>
+        <w:tc>
+          <w:tcPr>
+            <w:tcW w:w="0" w:type="auto"/>
+            <w:hideMark/>
+          </w:tcPr>
+          <w:p>
+            <w:pPr>
+              <w:ind w:firstLine="0"/>
+              <w:jc w:val="left"/>
+              <w:rPr>
+                <w:rFonts w:eastAsia="Times New Roman"/>
+                <w:sz w:val="24"/>
+                <w:szCs w:val="24"/>
+                <w:lang w:eastAsia="ru-RU"/>
+              </w:rPr>
+            </w:pPr>
+            <w:r>
+              <w:rPr>
+                <w:rFonts w:eastAsia="Times New Roman"/>
+                <w:sz w:val="24"/>
+                <w:szCs w:val="24"/>
+                <w:lang w:eastAsia="ru-RU"/>
+              </w:rPr>
+              <w:t>9</w:t>
+            </w:r>
+          </w:p>
+        </w:tc>
+        <w:tc>
+          <w:tcPr>
+            <w:tcW w:w="0" w:type="auto"/>
+            <w:hideMark/>
+          </w:tcPr>
+          <w:p>
+            <w:pPr>
+              <w:ind w:firstLine="0"/>
+              <w:jc w:val="left"/>
+              <w:rPr>
+                <w:rFonts w:eastAsia="Times New Roman"/>
+                <w:sz w:val="24"/>
+                <w:szCs w:val="24"/>
+                <w:lang w:eastAsia="ru-RU"/>
+              </w:rPr>
+            </w:pPr>
+            <w:r>
+              <w:rPr>
+                <w:rFonts w:eastAsia="Times New Roman"/>
+                <w:sz w:val="24"/>
+                <w:szCs w:val="24"/>
+                <w:lang w:eastAsia="ru-RU"/>
+              </w:rPr>
+              <w:t>Запуск A/B-тестирования</w:t>
+            </w:r>
+          </w:p>
+        </w:tc>
+        <w:tc>
+          <w:tcPr>
+            <w:tcW w:w="0" w:type="auto"/>
+            <w:hideMark/>
+          </w:tcPr>
+          <w:p>
+            <w:pPr>
+              <w:ind w:firstLine="0"/>
+              <w:jc w:val="left"/>
+              <w:rPr>
+                <w:rFonts w:eastAsia="Times New Roman"/>
+                <w:sz w:val="24"/>
+                <w:szCs w:val="24"/>
+                <w:lang w:eastAsia="ru-RU"/>
+              </w:rPr>
+            </w:pPr>
+            <w:r>
+              <w:rPr>
+                <w:rFonts w:eastAsia="Times New Roman"/>
+                <w:sz w:val="24"/>
+                <w:szCs w:val="24"/>
+                <w:lang w:eastAsia="ru-RU"/>
+              </w:rPr>
+              <w:t>Выбрать две стратегии ценообразования и запустить A/B-тест</w:t>
+            </w:r>
+          </w:p>
+        </w:tc>
+        <w:tc>
+          <w:tcPr>
+            <w:tcW w:w="0" w:type="auto"/>
+            <w:hideMark/>
+          </w:tcPr>
+          <w:p>
+            <w:pPr>
+              <w:ind w:firstLine="0"/>
+              <w:jc w:val="left"/>
+              <w:rPr>
+                <w:rFonts w:eastAsia="Times New Roman"/>
+                <w:sz w:val="24"/>
+                <w:szCs w:val="24"/>
+                <w:lang w:eastAsia="ru-RU"/>
+              </w:rPr>
+            </w:pPr>
+            <w:r>
+              <w:rPr>
+                <w:rFonts w:eastAsia="Times New Roman"/>
+                <w:sz w:val="24"/>
+                <w:szCs w:val="24"/>
+                <w:lang w:eastAsia="ru-RU"/>
+              </w:rPr>
+              <w:t>Система запускает эксперимент и отображает его статус «Выполняется»</w:t>
+            </w:r>
+          </w:p>
+        </w:tc>
+      </w:tr>
+      <w:tr>
+        <w:tc>
+          <w:tcPr>
+            <w:tcW w:w="0" w:type="auto"/>
+            <w:hideMark/>
+          </w:tcPr>
+          <w:p>
+            <w:pPr>
+              <w:ind w:firstLine="0"/>
+              <w:jc w:val="left"/>
+              <w:rPr>
+                <w:rFonts w:eastAsia="Times New Roman"/>
+                <w:sz w:val="24"/>
+                <w:szCs w:val="24"/>
+                <w:lang w:eastAsia="ru-RU"/>
+              </w:rPr>
+            </w:pPr>
+            <w:r>
+              <w:rPr>
+                <w:rFonts w:eastAsia="Times New Roman"/>
+                <w:sz w:val="24"/>
+                <w:szCs w:val="24"/>
+                <w:lang w:eastAsia="ru-RU"/>
+              </w:rPr>
+              <w:t>10</w:t>
+            </w:r>
+          </w:p>
+        </w:tc>
+        <w:tc>
+          <w:tcPr>
+            <w:tcW w:w="0" w:type="auto"/>
+            <w:hideMark/>
+          </w:tcPr>
+          <w:p>
+            <w:pPr>
+              <w:ind w:firstLine="0"/>
+              <w:jc w:val="left"/>
+              <w:rPr>
+                <w:rFonts w:eastAsia="Times New Roman"/>
+                <w:sz w:val="24"/>
+                <w:szCs w:val="24"/>
+                <w:lang w:eastAsia="ru-RU"/>
+              </w:rPr>
+            </w:pPr>
+            <w:r>
+              <w:rPr>
+                <w:rFonts w:eastAsia="Times New Roman"/>
+                <w:sz w:val="24"/>
+                <w:szCs w:val="24"/>
+                <w:lang w:eastAsia="ru-RU"/>
+              </w:rPr>
+              <w:t>Просмотр отчётов наблюдателем</w:t>
+            </w:r>
+          </w:p>
+        </w:tc>
+        <w:tc>
+          <w:tcPr>
+            <w:tcW w:w="0" w:type="auto"/>
+            <w:hideMark/>
+          </w:tcPr>
+          <w:p>
+            <w:pPr>
+              <w:ind w:firstLine="0"/>
+              <w:jc w:val="left"/>
+              <w:rPr>
+                <w:rFonts w:eastAsia="Times New Roman"/>
+                <w:sz w:val="24"/>
+                <w:szCs w:val="24"/>
+                <w:lang w:eastAsia="ru-RU"/>
+              </w:rPr>
+            </w:pPr>
+            <w:r>
+              <w:rPr>
+                <w:rFonts w:eastAsia="Times New Roman"/>
+                <w:sz w:val="24"/>
+                <w:szCs w:val="24"/>
+                <w:lang w:eastAsia="ru-RU"/>
+              </w:rPr>
+              <w:t>Наблюдатель открывает раздел сводных отчётов</w:t>
+            </w:r>
+          </w:p>
+        </w:tc>
+        <w:tc>
+          <w:tcPr>
+            <w:tcW w:w="0" w:type="auto"/>
+            <w:hideMark/>
+          </w:tcPr>
+          <w:p>
+            <w:pPr>
+              <w:ind w:firstLine="0"/>
+              <w:jc w:val="left"/>
+              <w:rPr>
+                <w:rFonts w:eastAsia="Times New Roman"/>
+                <w:sz w:val="24"/>
+                <w:szCs w:val="24"/>
+                <w:lang w:eastAsia="ru-RU"/>
+              </w:rPr>
+            </w:pPr>
+            <w:r>
+              <w:rPr>
+                <w:rFonts w:eastAsia="Times New Roman"/>
+                <w:sz w:val="24"/>
+                <w:szCs w:val="24"/>
+                <w:lang w:eastAsia="ru-RU"/>
+              </w:rPr>
+              <w:t>Отображаются сводные показатели эффективности и динамика цен</w:t>
             </w:r>
           </w:p>
         </w:tc>
